--- a/вариант расписания.docx
+++ b/вариант расписания.docx
@@ -837,8 +837,8 @@
         <w:tblLook w:val="04A0" w:firstRow="1" w:lastRow="0" w:firstColumn="1" w:lastColumn="0" w:noHBand="0" w:noVBand="1"/>
       </w:tblPr>
       <w:tblGrid>
-        <w:gridCol w:w="1588"/>
-        <w:gridCol w:w="7422"/>
+        <w:gridCol w:w="1350"/>
+        <w:gridCol w:w="7660"/>
       </w:tblGrid>
       <w:tr>
         <w:trPr>
@@ -1089,6 +1089,74 @@
             </w:pPr>
             <w:r>
               <w:t>Оформление заказа (выбор блюд, адрес, время, пожелания), отмена заказа (в течение 3 минут), сохранение черновика заказа при разрыве соединения.</w:t>
+            </w:r>
+          </w:p>
+        </w:tc>
+      </w:tr>
+      <w:tr>
+        <w:tc>
+          <w:tcPr>
+            <w:tcW w:w="0" w:type="auto"/>
+            <w:tcBorders>
+              <w:top w:val="single" w:sz="6" w:space="0" w:color="auto"/>
+              <w:left w:val="single" w:sz="6" w:space="0" w:color="auto"/>
+              <w:bottom w:val="single" w:sz="6" w:space="0" w:color="auto"/>
+              <w:right w:val="single" w:sz="6" w:space="0" w:color="auto"/>
+            </w:tcBorders>
+            <w:noWrap/>
+            <w:tcMar>
+              <w:top w:w="120" w:type="dxa"/>
+              <w:left w:w="180" w:type="dxa"/>
+              <w:bottom w:w="120" w:type="dxa"/>
+              <w:right w:w="180" w:type="dxa"/>
+            </w:tcMar>
+            <w:vAlign w:val="center"/>
+          </w:tcPr>
+          <w:p>
+            <w:pPr>
+              <w:spacing w:before="100" w:beforeAutospacing="1" w:after="100" w:afterAutospacing="1"/>
+            </w:pPr>
+            <w:r>
+              <w:t>Оплата</w:t>
+            </w:r>
+          </w:p>
+        </w:tc>
+        <w:tc>
+          <w:tcPr>
+            <w:tcW w:w="0" w:type="auto"/>
+            <w:tcBorders>
+              <w:top w:val="single" w:sz="6" w:space="0" w:color="auto"/>
+              <w:left w:val="single" w:sz="6" w:space="0" w:color="auto"/>
+              <w:bottom w:val="single" w:sz="6" w:space="0" w:color="auto"/>
+              <w:right w:val="single" w:sz="6" w:space="0" w:color="auto"/>
+            </w:tcBorders>
+            <w:noWrap/>
+            <w:tcMar>
+              <w:top w:w="120" w:type="dxa"/>
+              <w:left w:w="180" w:type="dxa"/>
+              <w:bottom w:w="120" w:type="dxa"/>
+              <w:right w:w="180" w:type="dxa"/>
+            </w:tcMar>
+            <w:vAlign w:val="center"/>
+          </w:tcPr>
+          <w:p>
+            <w:pPr>
+              <w:spacing w:before="100" w:beforeAutospacing="1" w:after="100" w:afterAutospacing="1"/>
+            </w:pPr>
+            <w:r>
+              <w:t xml:space="preserve">Привязать и хранить данные карты, временное удержание денег </w:t>
+            </w:r>
+            <w:r>
+              <w:t>на транзитном счете сервиса</w:t>
+            </w:r>
+            <w:r>
+              <w:t xml:space="preserve"> до подтверждения завершения заказа (доставлен</w:t>
+            </w:r>
+            <w:r>
+              <w:t>/</w:t>
+            </w:r>
+            <w:r>
+              <w:t>отменен), перевод с транзитного счета на счета ресторана и курьера.</w:t>
             </w:r>
           </w:p>
         </w:tc>

--- a/вариант расписания.docx
+++ b/вариант расписания.docx
@@ -2,31 +2,6 @@
 <file path=word/document.xml><?xml version="1.0" encoding="utf-8"?>
 <w:document xmlns:wpc="http://schemas.microsoft.com/office/word/2010/wordprocessingCanvas" xmlns:cx="http://schemas.microsoft.com/office/drawing/2014/chartex" xmlns:cx1="http://schemas.microsoft.com/office/drawing/2015/9/8/chartex" xmlns:cx2="http://schemas.microsoft.com/office/drawing/2015/10/21/chartex" xmlns:cx3="http://schemas.microsoft.com/office/drawing/2016/5/9/chartex" xmlns:cx4="http://schemas.microsoft.com/office/drawing/2016/5/10/chartex" xmlns:cx5="http://schemas.microsoft.com/office/drawing/2016/5/11/chartex" xmlns:cx6="http://schemas.microsoft.com/office/drawing/2016/5/12/chartex" xmlns:cx7="http://schemas.microsoft.com/office/drawing/2016/5/13/chartex" xmlns:cx8="http://schemas.microsoft.com/office/drawing/2016/5/14/chartex" xmlns:mc="http://schemas.openxmlformats.org/markup-compatibility/2006" xmlns:aink="http://schemas.microsoft.com/office/drawing/2016/ink" xmlns:am3d="http://schemas.microsoft.com/office/drawing/2017/model3d" xmlns:o="urn:schemas-microsoft-com:office:office" xmlns:oel="http://schemas.microsoft.com/office/2019/extlst" xmlns:r="http://schemas.openxmlformats.org/officeDocument/2006/relationships" xmlns:m="http://schemas.openxmlformats.org/officeDocument/2006/math" xmlns:v="urn:schemas-microsoft-com:vml" xmlns:wp14="http://schemas.microsoft.com/office/word/2010/wordprocessingDrawing" xmlns:wp="http://schemas.openxmlformats.org/drawingml/2006/wordprocessingDrawing" xmlns:w10="urn:schemas-microsoft-com:office:word" xmlns:w="http://schemas.openxmlformats.org/wordprocessingml/2006/main" xmlns:w14="http://schemas.microsoft.com/office/word/2010/wordml" xmlns:w15="http://schemas.microsoft.com/office/word/2012/wordml" xmlns:w16cex="http://schemas.microsoft.com/office/word/2018/wordml/cex" xmlns:w16cid="http://schemas.microsoft.com/office/word/2016/wordml/cid" xmlns:w16="http://schemas.microsoft.com/office/word/2018/wordml" xmlns:w16du="http://schemas.microsoft.com/office/word/2023/wordml/word16du" xmlns:w16sdtdh="http://schemas.microsoft.com/office/word/2020/wordml/sdtdatahash" xmlns:w16sdtfl="http://schemas.microsoft.com/office/word/2024/wordml/sdtformatlock" xmlns:w16se="http://schemas.microsoft.com/office/word/2015/wordml/symex" xmlns:wpg="http://schemas.microsoft.com/office/word/2010/wordprocessingGroup" xmlns:wpi="http://schemas.microsoft.com/office/word/2010/wordprocessingInk" xmlns:wne="http://schemas.microsoft.com/office/word/2006/wordml" xmlns:wps="http://schemas.microsoft.com/office/word/2010/wordprocessingShape" mc:Ignorable="w14 w15 w16se w16cid w16 w16cex w16sdtdh w16sdtfl w16du wp14">
   <w:body>
-    <w:p>
-      <w:pPr>
-        <w:jc w:val="center"/>
-      </w:pPr>
-      <w:r>
-        <w:rPr>
-          <w:b/>
-          <w:bCs/>
-          <w:kern w:val="36"/>
-          <w:sz w:val="48"/>
-          <w:szCs w:val="48"/>
-        </w:rPr>
-        <w:t>Задание 4</w:t>
-      </w:r>
-    </w:p>
-    <w:p>
-      <w:pPr>
-        <w:rPr>
-          <w:b/>
-          <w:bCs/>
-          <w:sz w:val="36"/>
-          <w:szCs w:val="36"/>
-        </w:rPr>
-      </w:pPr>
-    </w:p>
     <w:p>
       <w:pPr>
         <w:rPr>
@@ -43,7 +18,7 @@
           <w:sz w:val="36"/>
           <w:szCs w:val="36"/>
         </w:rPr>
-        <w:t>7. Выбрать модель жизненного цикла</w:t>
+        <w:t>Расписание спринта</w:t>
       </w:r>
     </w:p>
     <w:p/>
@@ -761,710 +736,12 @@
     <w:p>
       <w:pPr>
         <w:rPr>
-          <w:bCs/>
-          <w:sz w:val="28"/>
-        </w:rPr>
-      </w:pPr>
-    </w:p>
-    <w:p>
-      <w:pPr>
-        <w:rPr>
           <w:b/>
           <w:bCs/>
           <w:sz w:val="36"/>
           <w:szCs w:val="36"/>
         </w:rPr>
       </w:pPr>
-      <w:r>
-        <w:rPr>
-          <w:b/>
-          <w:bCs/>
-          <w:sz w:val="36"/>
-          <w:szCs w:val="36"/>
-        </w:rPr>
-        <w:lastRenderedPageBreak/>
-        <w:t>8. Описать архитектуру системы</w:t>
-      </w:r>
-    </w:p>
-    <w:p>
-      <w:pPr>
-        <w:rPr>
-          <w:b/>
-          <w:bCs/>
-          <w:sz w:val="36"/>
-          <w:szCs w:val="36"/>
-        </w:rPr>
-      </w:pPr>
-    </w:p>
-    <w:p>
-      <w:pPr>
-        <w:rPr>
-          <w:sz w:val="28"/>
-          <w:szCs w:val="28"/>
-        </w:rPr>
-      </w:pPr>
-      <w:r>
-        <w:rPr>
-          <w:sz w:val="28"/>
-          <w:szCs w:val="28"/>
-        </w:rPr>
-        <w:t>Архитектура сервиса по доставке еды на основе требований:</w:t>
-      </w:r>
-    </w:p>
-    <w:p>
-      <w:pPr>
-        <w:rPr>
-          <w:bCs/>
-          <w:sz w:val="28"/>
-        </w:rPr>
-      </w:pPr>
-    </w:p>
-    <w:tbl>
-      <w:tblPr>
-        <w:tblW w:w="5000" w:type="pct"/>
-        <w:tblBorders>
-          <w:top w:val="single" w:sz="6" w:space="0" w:color="auto"/>
-          <w:left w:val="single" w:sz="6" w:space="0" w:color="auto"/>
-          <w:bottom w:val="single" w:sz="6" w:space="0" w:color="auto"/>
-          <w:right w:val="single" w:sz="6" w:space="0" w:color="auto"/>
-        </w:tblBorders>
-        <w:tblCellMar>
-          <w:top w:w="160" w:type="dxa"/>
-          <w:left w:w="160" w:type="dxa"/>
-          <w:bottom w:w="160" w:type="dxa"/>
-          <w:right w:w="160" w:type="dxa"/>
-        </w:tblCellMar>
-        <w:tblLook w:val="04A0" w:firstRow="1" w:lastRow="0" w:firstColumn="1" w:lastColumn="0" w:noHBand="0" w:noVBand="1"/>
-      </w:tblPr>
-      <w:tblGrid>
-        <w:gridCol w:w="1350"/>
-        <w:gridCol w:w="7660"/>
-      </w:tblGrid>
-      <w:tr>
-        <w:trPr>
-          <w:tblHeader/>
-        </w:trPr>
-        <w:tc>
-          <w:tcPr>
-            <w:tcW w:w="0" w:type="auto"/>
-            <w:tcBorders>
-              <w:top w:val="single" w:sz="6" w:space="0" w:color="auto"/>
-              <w:left w:val="single" w:sz="6" w:space="0" w:color="auto"/>
-              <w:bottom w:val="single" w:sz="6" w:space="0" w:color="auto"/>
-              <w:right w:val="single" w:sz="6" w:space="0" w:color="auto"/>
-            </w:tcBorders>
-            <w:noWrap/>
-            <w:tcMar>
-              <w:top w:w="120" w:type="dxa"/>
-              <w:left w:w="180" w:type="dxa"/>
-              <w:bottom w:w="120" w:type="dxa"/>
-              <w:right w:w="180" w:type="dxa"/>
-            </w:tcMar>
-            <w:vAlign w:val="center"/>
-            <w:hideMark/>
-          </w:tcPr>
-          <w:p>
-            <w:pPr>
-              <w:spacing w:before="100" w:beforeAutospacing="1" w:after="100" w:afterAutospacing="1"/>
-              <w:jc w:val="center"/>
-              <w:rPr>
-                <w:b/>
-                <w:bCs/>
-              </w:rPr>
-            </w:pPr>
-            <w:r>
-              <w:rPr>
-                <w:b/>
-                <w:bCs/>
-              </w:rPr>
-              <w:t>Модуль</w:t>
-            </w:r>
-          </w:p>
-        </w:tc>
-        <w:tc>
-          <w:tcPr>
-            <w:tcW w:w="0" w:type="auto"/>
-            <w:tcBorders>
-              <w:top w:val="single" w:sz="6" w:space="0" w:color="auto"/>
-              <w:left w:val="single" w:sz="6" w:space="0" w:color="auto"/>
-              <w:bottom w:val="single" w:sz="6" w:space="0" w:color="auto"/>
-              <w:right w:val="single" w:sz="6" w:space="0" w:color="auto"/>
-            </w:tcBorders>
-            <w:noWrap/>
-            <w:tcMar>
-              <w:top w:w="120" w:type="dxa"/>
-              <w:left w:w="180" w:type="dxa"/>
-              <w:bottom w:w="120" w:type="dxa"/>
-              <w:right w:w="180" w:type="dxa"/>
-            </w:tcMar>
-            <w:vAlign w:val="center"/>
-            <w:hideMark/>
-          </w:tcPr>
-          <w:p>
-            <w:pPr>
-              <w:spacing w:before="100" w:beforeAutospacing="1" w:after="100" w:afterAutospacing="1"/>
-              <w:jc w:val="center"/>
-              <w:rPr>
-                <w:b/>
-                <w:bCs/>
-              </w:rPr>
-            </w:pPr>
-            <w:r>
-              <w:rPr>
-                <w:b/>
-                <w:bCs/>
-              </w:rPr>
-              <w:t>Назначение</w:t>
-            </w:r>
-          </w:p>
-        </w:tc>
-      </w:tr>
-      <w:tr>
-        <w:tc>
-          <w:tcPr>
-            <w:tcW w:w="0" w:type="auto"/>
-            <w:tcBorders>
-              <w:top w:val="single" w:sz="6" w:space="0" w:color="auto"/>
-              <w:left w:val="single" w:sz="6" w:space="0" w:color="auto"/>
-              <w:bottom w:val="single" w:sz="6" w:space="0" w:color="auto"/>
-              <w:right w:val="single" w:sz="6" w:space="0" w:color="auto"/>
-            </w:tcBorders>
-            <w:noWrap/>
-            <w:tcMar>
-              <w:top w:w="120" w:type="dxa"/>
-              <w:left w:w="180" w:type="dxa"/>
-              <w:bottom w:w="120" w:type="dxa"/>
-              <w:right w:w="180" w:type="dxa"/>
-            </w:tcMar>
-            <w:vAlign w:val="center"/>
-            <w:hideMark/>
-          </w:tcPr>
-          <w:p>
-            <w:pPr>
-              <w:spacing w:before="100" w:beforeAutospacing="1" w:after="100" w:afterAutospacing="1"/>
-            </w:pPr>
-            <w:r>
-              <w:t xml:space="preserve">Авторизация и пользователи </w:t>
-            </w:r>
-          </w:p>
-        </w:tc>
-        <w:tc>
-          <w:tcPr>
-            <w:tcW w:w="0" w:type="auto"/>
-            <w:tcBorders>
-              <w:top w:val="single" w:sz="6" w:space="0" w:color="auto"/>
-              <w:left w:val="single" w:sz="6" w:space="0" w:color="auto"/>
-              <w:bottom w:val="single" w:sz="6" w:space="0" w:color="auto"/>
-              <w:right w:val="single" w:sz="6" w:space="0" w:color="auto"/>
-            </w:tcBorders>
-            <w:noWrap/>
-            <w:tcMar>
-              <w:top w:w="120" w:type="dxa"/>
-              <w:left w:w="180" w:type="dxa"/>
-              <w:bottom w:w="120" w:type="dxa"/>
-              <w:right w:w="180" w:type="dxa"/>
-            </w:tcMar>
-            <w:vAlign w:val="center"/>
-            <w:hideMark/>
-          </w:tcPr>
-          <w:p>
-            <w:pPr>
-              <w:spacing w:before="100" w:beforeAutospacing="1" w:after="100" w:afterAutospacing="1"/>
-            </w:pPr>
-            <w:r>
-              <w:t>Регистрация, вход, управление информацией  профиля, доступ по ролям, хранение данных в зашифрованном виде.</w:t>
-            </w:r>
-          </w:p>
-        </w:tc>
-      </w:tr>
-      <w:tr>
-        <w:tc>
-          <w:tcPr>
-            <w:tcW w:w="0" w:type="auto"/>
-            <w:tcBorders>
-              <w:top w:val="single" w:sz="6" w:space="0" w:color="auto"/>
-              <w:left w:val="single" w:sz="6" w:space="0" w:color="auto"/>
-              <w:bottom w:val="single" w:sz="6" w:space="0" w:color="auto"/>
-              <w:right w:val="single" w:sz="6" w:space="0" w:color="auto"/>
-            </w:tcBorders>
-            <w:noWrap/>
-            <w:tcMar>
-              <w:top w:w="120" w:type="dxa"/>
-              <w:left w:w="180" w:type="dxa"/>
-              <w:bottom w:w="120" w:type="dxa"/>
-              <w:right w:w="180" w:type="dxa"/>
-            </w:tcMar>
-            <w:vAlign w:val="center"/>
-            <w:hideMark/>
-          </w:tcPr>
-          <w:p>
-            <w:pPr>
-              <w:spacing w:before="100" w:beforeAutospacing="1" w:after="100" w:afterAutospacing="1"/>
-            </w:pPr>
-            <w:r>
-              <w:t>Каталог и меню ресторанов</w:t>
-            </w:r>
-          </w:p>
-        </w:tc>
-        <w:tc>
-          <w:tcPr>
-            <w:tcW w:w="0" w:type="auto"/>
-            <w:tcBorders>
-              <w:top w:val="single" w:sz="6" w:space="0" w:color="auto"/>
-              <w:left w:val="single" w:sz="6" w:space="0" w:color="auto"/>
-              <w:bottom w:val="single" w:sz="6" w:space="0" w:color="auto"/>
-              <w:right w:val="single" w:sz="6" w:space="0" w:color="auto"/>
-            </w:tcBorders>
-            <w:noWrap/>
-            <w:tcMar>
-              <w:top w:w="120" w:type="dxa"/>
-              <w:left w:w="180" w:type="dxa"/>
-              <w:bottom w:w="120" w:type="dxa"/>
-              <w:right w:w="180" w:type="dxa"/>
-            </w:tcMar>
-            <w:vAlign w:val="center"/>
-            <w:hideMark/>
-          </w:tcPr>
-          <w:p>
-            <w:pPr>
-              <w:spacing w:before="100" w:beforeAutospacing="1" w:after="100" w:afterAutospacing="1"/>
-            </w:pPr>
-            <w:r>
-              <w:t>Отображение списка ресторанов в радиусе доставки, просмотр меню блюд, поиск/фильтрация, управление меню со стороны ресторана</w:t>
-            </w:r>
-          </w:p>
-        </w:tc>
-      </w:tr>
-      <w:tr>
-        <w:tc>
-          <w:tcPr>
-            <w:tcW w:w="0" w:type="auto"/>
-            <w:tcBorders>
-              <w:top w:val="single" w:sz="6" w:space="0" w:color="auto"/>
-              <w:left w:val="single" w:sz="6" w:space="0" w:color="auto"/>
-              <w:bottom w:val="single" w:sz="6" w:space="0" w:color="auto"/>
-              <w:right w:val="single" w:sz="6" w:space="0" w:color="auto"/>
-            </w:tcBorders>
-            <w:noWrap/>
-            <w:tcMar>
-              <w:top w:w="120" w:type="dxa"/>
-              <w:left w:w="180" w:type="dxa"/>
-              <w:bottom w:w="120" w:type="dxa"/>
-              <w:right w:w="180" w:type="dxa"/>
-            </w:tcMar>
-            <w:vAlign w:val="center"/>
-            <w:hideMark/>
-          </w:tcPr>
-          <w:p>
-            <w:pPr>
-              <w:spacing w:before="100" w:beforeAutospacing="1" w:after="100" w:afterAutospacing="1"/>
-            </w:pPr>
-            <w:r>
-              <w:t>Заказы и корзина</w:t>
-            </w:r>
-          </w:p>
-        </w:tc>
-        <w:tc>
-          <w:tcPr>
-            <w:tcW w:w="0" w:type="auto"/>
-            <w:tcBorders>
-              <w:top w:val="single" w:sz="6" w:space="0" w:color="auto"/>
-              <w:left w:val="single" w:sz="6" w:space="0" w:color="auto"/>
-              <w:bottom w:val="single" w:sz="6" w:space="0" w:color="auto"/>
-              <w:right w:val="single" w:sz="6" w:space="0" w:color="auto"/>
-            </w:tcBorders>
-            <w:noWrap/>
-            <w:tcMar>
-              <w:top w:w="120" w:type="dxa"/>
-              <w:left w:w="180" w:type="dxa"/>
-              <w:bottom w:w="120" w:type="dxa"/>
-              <w:right w:w="180" w:type="dxa"/>
-            </w:tcMar>
-            <w:vAlign w:val="center"/>
-            <w:hideMark/>
-          </w:tcPr>
-          <w:p>
-            <w:pPr>
-              <w:spacing w:before="100" w:beforeAutospacing="1" w:after="100" w:afterAutospacing="1"/>
-            </w:pPr>
-            <w:r>
-              <w:t>Оформление заказа (выбор блюд, адрес, время, пожелания), отмена заказа (в течение 3 минут), сохранение черновика заказа при разрыве соединения.</w:t>
-            </w:r>
-          </w:p>
-        </w:tc>
-      </w:tr>
-      <w:tr>
-        <w:tc>
-          <w:tcPr>
-            <w:tcW w:w="0" w:type="auto"/>
-            <w:tcBorders>
-              <w:top w:val="single" w:sz="6" w:space="0" w:color="auto"/>
-              <w:left w:val="single" w:sz="6" w:space="0" w:color="auto"/>
-              <w:bottom w:val="single" w:sz="6" w:space="0" w:color="auto"/>
-              <w:right w:val="single" w:sz="6" w:space="0" w:color="auto"/>
-            </w:tcBorders>
-            <w:noWrap/>
-            <w:tcMar>
-              <w:top w:w="120" w:type="dxa"/>
-              <w:left w:w="180" w:type="dxa"/>
-              <w:bottom w:w="120" w:type="dxa"/>
-              <w:right w:w="180" w:type="dxa"/>
-            </w:tcMar>
-            <w:vAlign w:val="center"/>
-          </w:tcPr>
-          <w:p>
-            <w:pPr>
-              <w:spacing w:before="100" w:beforeAutospacing="1" w:after="100" w:afterAutospacing="1"/>
-            </w:pPr>
-            <w:r>
-              <w:t>Оплата</w:t>
-            </w:r>
-          </w:p>
-        </w:tc>
-        <w:tc>
-          <w:tcPr>
-            <w:tcW w:w="0" w:type="auto"/>
-            <w:tcBorders>
-              <w:top w:val="single" w:sz="6" w:space="0" w:color="auto"/>
-              <w:left w:val="single" w:sz="6" w:space="0" w:color="auto"/>
-              <w:bottom w:val="single" w:sz="6" w:space="0" w:color="auto"/>
-              <w:right w:val="single" w:sz="6" w:space="0" w:color="auto"/>
-            </w:tcBorders>
-            <w:noWrap/>
-            <w:tcMar>
-              <w:top w:w="120" w:type="dxa"/>
-              <w:left w:w="180" w:type="dxa"/>
-              <w:bottom w:w="120" w:type="dxa"/>
-              <w:right w:w="180" w:type="dxa"/>
-            </w:tcMar>
-            <w:vAlign w:val="center"/>
-          </w:tcPr>
-          <w:p>
-            <w:pPr>
-              <w:spacing w:before="100" w:beforeAutospacing="1" w:after="100" w:afterAutospacing="1"/>
-            </w:pPr>
-            <w:r>
-              <w:t xml:space="preserve">Привязать и хранить данные карты, временное удержание денег </w:t>
-            </w:r>
-            <w:r>
-              <w:t>на транзитном счете сервиса</w:t>
-            </w:r>
-            <w:r>
-              <w:t xml:space="preserve"> до подтверждения завершения заказа (доставлен</w:t>
-            </w:r>
-            <w:r>
-              <w:t>/</w:t>
-            </w:r>
-            <w:r>
-              <w:t>отменен), перевод с транзитного счета на счета ресторана и курьера.</w:t>
-            </w:r>
-          </w:p>
-        </w:tc>
-      </w:tr>
-      <w:tr>
-        <w:tc>
-          <w:tcPr>
-            <w:tcW w:w="0" w:type="auto"/>
-            <w:tcBorders>
-              <w:top w:val="single" w:sz="6" w:space="0" w:color="auto"/>
-              <w:left w:val="single" w:sz="6" w:space="0" w:color="auto"/>
-              <w:bottom w:val="single" w:sz="6" w:space="0" w:color="auto"/>
-              <w:right w:val="single" w:sz="6" w:space="0" w:color="auto"/>
-            </w:tcBorders>
-            <w:noWrap/>
-            <w:tcMar>
-              <w:top w:w="120" w:type="dxa"/>
-              <w:left w:w="180" w:type="dxa"/>
-              <w:bottom w:w="120" w:type="dxa"/>
-              <w:right w:w="180" w:type="dxa"/>
-            </w:tcMar>
-            <w:vAlign w:val="center"/>
-            <w:hideMark/>
-          </w:tcPr>
-          <w:p>
-            <w:pPr>
-              <w:spacing w:before="100" w:beforeAutospacing="1" w:after="100" w:afterAutospacing="1"/>
-            </w:pPr>
-            <w:r>
-              <w:t>Доставка и отслеживание</w:t>
-            </w:r>
-          </w:p>
-        </w:tc>
-        <w:tc>
-          <w:tcPr>
-            <w:tcW w:w="0" w:type="auto"/>
-            <w:tcBorders>
-              <w:top w:val="single" w:sz="6" w:space="0" w:color="auto"/>
-              <w:left w:val="single" w:sz="6" w:space="0" w:color="auto"/>
-              <w:bottom w:val="single" w:sz="6" w:space="0" w:color="auto"/>
-              <w:right w:val="single" w:sz="6" w:space="0" w:color="auto"/>
-            </w:tcBorders>
-            <w:noWrap/>
-            <w:tcMar>
-              <w:top w:w="120" w:type="dxa"/>
-              <w:left w:w="180" w:type="dxa"/>
-              <w:bottom w:w="120" w:type="dxa"/>
-              <w:right w:w="180" w:type="dxa"/>
-            </w:tcMar>
-            <w:vAlign w:val="center"/>
-            <w:hideMark/>
-          </w:tcPr>
-          <w:p>
-            <w:pPr>
-              <w:spacing w:before="100" w:beforeAutospacing="1" w:after="100" w:afterAutospacing="1"/>
-            </w:pPr>
-            <w:r>
-              <w:t>Отслеживание геолокации  курьера, передача данных клиенту с задержкой не более 3 минут, отображение времени до прибытия, обработка потери связи с курьером</w:t>
-            </w:r>
-          </w:p>
-        </w:tc>
-      </w:tr>
-      <w:tr>
-        <w:tc>
-          <w:tcPr>
-            <w:tcW w:w="0" w:type="auto"/>
-            <w:tcBorders>
-              <w:top w:val="single" w:sz="6" w:space="0" w:color="auto"/>
-              <w:left w:val="single" w:sz="6" w:space="0" w:color="auto"/>
-              <w:bottom w:val="single" w:sz="6" w:space="0" w:color="auto"/>
-              <w:right w:val="single" w:sz="6" w:space="0" w:color="auto"/>
-            </w:tcBorders>
-            <w:noWrap/>
-            <w:tcMar>
-              <w:top w:w="120" w:type="dxa"/>
-              <w:left w:w="180" w:type="dxa"/>
-              <w:bottom w:w="120" w:type="dxa"/>
-              <w:right w:w="180" w:type="dxa"/>
-            </w:tcMar>
-            <w:vAlign w:val="center"/>
-            <w:hideMark/>
-          </w:tcPr>
-          <w:p>
-            <w:pPr>
-              <w:spacing w:before="100" w:beforeAutospacing="1" w:after="100" w:afterAutospacing="1"/>
-            </w:pPr>
-            <w:r>
-              <w:t>Распределение доставок</w:t>
-            </w:r>
-          </w:p>
-        </w:tc>
-        <w:tc>
-          <w:tcPr>
-            <w:tcW w:w="0" w:type="auto"/>
-            <w:tcBorders>
-              <w:top w:val="single" w:sz="6" w:space="0" w:color="auto"/>
-              <w:left w:val="single" w:sz="6" w:space="0" w:color="auto"/>
-              <w:bottom w:val="single" w:sz="6" w:space="0" w:color="auto"/>
-              <w:right w:val="single" w:sz="6" w:space="0" w:color="auto"/>
-            </w:tcBorders>
-            <w:noWrap/>
-            <w:tcMar>
-              <w:top w:w="120" w:type="dxa"/>
-              <w:left w:w="180" w:type="dxa"/>
-              <w:bottom w:w="120" w:type="dxa"/>
-              <w:right w:w="180" w:type="dxa"/>
-            </w:tcMar>
-            <w:vAlign w:val="center"/>
-            <w:hideMark/>
-          </w:tcPr>
-          <w:p>
-            <w:pPr>
-              <w:spacing w:before="100" w:beforeAutospacing="1" w:after="100" w:afterAutospacing="1"/>
-            </w:pPr>
-            <w:r>
-              <w:t>Автоматической распределение, алгоритм распределения диспетчером, просмотр активных заказов и загруженности курьеров на карте, разрешение конфликтов,</w:t>
-            </w:r>
-          </w:p>
-        </w:tc>
-      </w:tr>
-      <w:tr>
-        <w:tc>
-          <w:tcPr>
-            <w:tcW w:w="0" w:type="auto"/>
-            <w:tcBorders>
-              <w:top w:val="single" w:sz="6" w:space="0" w:color="auto"/>
-              <w:left w:val="single" w:sz="6" w:space="0" w:color="auto"/>
-              <w:bottom w:val="single" w:sz="6" w:space="0" w:color="auto"/>
-              <w:right w:val="single" w:sz="6" w:space="0" w:color="auto"/>
-            </w:tcBorders>
-            <w:noWrap/>
-            <w:tcMar>
-              <w:top w:w="120" w:type="dxa"/>
-              <w:left w:w="180" w:type="dxa"/>
-              <w:bottom w:w="120" w:type="dxa"/>
-              <w:right w:w="180" w:type="dxa"/>
-            </w:tcMar>
-            <w:vAlign w:val="center"/>
-            <w:hideMark/>
-          </w:tcPr>
-          <w:p>
-            <w:pPr>
-              <w:spacing w:before="100" w:beforeAutospacing="1" w:after="100" w:afterAutospacing="1"/>
-            </w:pPr>
-            <w:r>
-              <w:t>Коммуникация</w:t>
-            </w:r>
-          </w:p>
-        </w:tc>
-        <w:tc>
-          <w:tcPr>
-            <w:tcW w:w="0" w:type="auto"/>
-            <w:tcBorders>
-              <w:top w:val="single" w:sz="6" w:space="0" w:color="auto"/>
-              <w:left w:val="single" w:sz="6" w:space="0" w:color="auto"/>
-              <w:bottom w:val="single" w:sz="6" w:space="0" w:color="auto"/>
-              <w:right w:val="single" w:sz="6" w:space="0" w:color="auto"/>
-            </w:tcBorders>
-            <w:noWrap/>
-            <w:tcMar>
-              <w:top w:w="120" w:type="dxa"/>
-              <w:left w:w="180" w:type="dxa"/>
-              <w:bottom w:w="120" w:type="dxa"/>
-              <w:right w:w="180" w:type="dxa"/>
-            </w:tcMar>
-            <w:vAlign w:val="center"/>
-            <w:hideMark/>
-          </w:tcPr>
-          <w:p>
-            <w:pPr>
-              <w:spacing w:before="100" w:beforeAutospacing="1" w:after="100" w:afterAutospacing="1"/>
-            </w:pPr>
-            <w:r>
-              <w:t>Внутренний мессенджер, отправка уведомлений</w:t>
-            </w:r>
-          </w:p>
-        </w:tc>
-      </w:tr>
-      <w:tr>
-        <w:tc>
-          <w:tcPr>
-            <w:tcW w:w="0" w:type="auto"/>
-            <w:tcBorders>
-              <w:top w:val="single" w:sz="6" w:space="0" w:color="auto"/>
-              <w:left w:val="single" w:sz="6" w:space="0" w:color="auto"/>
-              <w:bottom w:val="single" w:sz="6" w:space="0" w:color="auto"/>
-              <w:right w:val="single" w:sz="6" w:space="0" w:color="auto"/>
-            </w:tcBorders>
-            <w:noWrap/>
-            <w:tcMar>
-              <w:top w:w="120" w:type="dxa"/>
-              <w:left w:w="180" w:type="dxa"/>
-              <w:bottom w:w="120" w:type="dxa"/>
-              <w:right w:w="180" w:type="dxa"/>
-            </w:tcMar>
-            <w:vAlign w:val="center"/>
-          </w:tcPr>
-          <w:p>
-            <w:pPr>
-              <w:spacing w:before="100" w:beforeAutospacing="1" w:after="100" w:afterAutospacing="1"/>
-            </w:pPr>
-            <w:r>
-              <w:t>Отзывы и аналитика</w:t>
-            </w:r>
-          </w:p>
-        </w:tc>
-        <w:tc>
-          <w:tcPr>
-            <w:tcW w:w="0" w:type="auto"/>
-            <w:tcBorders>
-              <w:top w:val="single" w:sz="6" w:space="0" w:color="auto"/>
-              <w:left w:val="single" w:sz="6" w:space="0" w:color="auto"/>
-              <w:bottom w:val="single" w:sz="6" w:space="0" w:color="auto"/>
-              <w:right w:val="single" w:sz="6" w:space="0" w:color="auto"/>
-            </w:tcBorders>
-            <w:noWrap/>
-            <w:tcMar>
-              <w:top w:w="120" w:type="dxa"/>
-              <w:left w:w="180" w:type="dxa"/>
-              <w:bottom w:w="120" w:type="dxa"/>
-              <w:right w:w="180" w:type="dxa"/>
-            </w:tcMar>
-            <w:vAlign w:val="center"/>
-          </w:tcPr>
-          <w:p>
-            <w:pPr>
-              <w:spacing w:before="100" w:beforeAutospacing="1" w:after="100" w:afterAutospacing="1"/>
-            </w:pPr>
-            <w:r>
-              <w:t>Сбор и хранение обратной связи, отчёты для диспетчера</w:t>
-            </w:r>
-          </w:p>
-        </w:tc>
-      </w:tr>
-    </w:tbl>
-    <w:p>
-      <w:pPr>
-        <w:rPr>
-          <w:bCs/>
-          <w:sz w:val="28"/>
-        </w:rPr>
-      </w:pPr>
-    </w:p>
-    <w:p>
-      <w:pPr>
-        <w:rPr>
-          <w:bCs/>
-          <w:sz w:val="28"/>
-        </w:rPr>
-      </w:pPr>
-      <w:r>
-        <w:rPr>
-          <w:bCs/>
-          <w:sz w:val="28"/>
-        </w:rPr>
-        <w:t>Связь модулей представлена ниже на смехе:</w:t>
-      </w:r>
-    </w:p>
-    <w:p>
-      <w:pPr>
-        <w:rPr>
-          <w:bCs/>
-          <w:sz w:val="28"/>
-        </w:rPr>
-      </w:pPr>
-      <w:r>
-        <w:rPr>
-          <w:bCs/>
-          <w:noProof/>
-          <w:sz w:val="28"/>
-        </w:rPr>
-        <w:lastRenderedPageBreak/>
-        <w:drawing>
-          <wp:inline distT="0" distB="0" distL="0" distR="0" wp14:anchorId="11A6BE93" wp14:editId="1C3491F2">
-            <wp:extent cx="5731510" cy="3794125"/>
-            <wp:effectExtent l="0" t="0" r="2540" b="0"/>
-            <wp:docPr id="266562666" name="Рисунок 1"/>
-            <wp:cNvGraphicFramePr>
-              <a:graphicFrameLocks xmlns:a="http://schemas.openxmlformats.org/drawingml/2006/main" noChangeAspect="1"/>
-            </wp:cNvGraphicFramePr>
-            <a:graphic xmlns:a="http://schemas.openxmlformats.org/drawingml/2006/main">
-              <a:graphicData uri="http://schemas.openxmlformats.org/drawingml/2006/picture">
-                <pic:pic xmlns:pic="http://schemas.openxmlformats.org/drawingml/2006/picture">
-                  <pic:nvPicPr>
-                    <pic:cNvPr id="266562666" name=""/>
-                    <pic:cNvPicPr/>
-                  </pic:nvPicPr>
-                  <pic:blipFill>
-                    <a:blip r:embed="rId5"/>
-                    <a:stretch>
-                      <a:fillRect/>
-                    </a:stretch>
-                  </pic:blipFill>
-                  <pic:spPr>
-                    <a:xfrm>
-                      <a:off x="0" y="0"/>
-                      <a:ext cx="5731510" cy="3794125"/>
-                    </a:xfrm>
-                    <a:prstGeom prst="rect">
-                      <a:avLst/>
-                    </a:prstGeom>
-                  </pic:spPr>
-                </pic:pic>
-              </a:graphicData>
-            </a:graphic>
-          </wp:inline>
-        </w:drawing>
-      </w:r>
     </w:p>
     <w:sectPr>
       <w:pgSz w:w="11906" w:h="16838"/>
